--- a/03_PROPUESTA_TECNICA_DEL_SOFTWARE/ES/WORD/03_Propuesta_Tecnica_Del_Software.docx
+++ b/03_PROPUESTA_TECNICA_DEL_SOFTWARE/ES/WORD/03_Propuesta_Tecnica_Del_Software.docx
@@ -48,7 +48,7 @@
         <w:pStyle w:val="BodyText"/>
       </w:pPr>
       <w:r>
-        <w:t xml:space="preserve">Versión 1.1, 15 de octubre de 2026</w:t>
+        <w:t xml:space="preserve">Versión 1.2, 17 de octubre de 2026</w:t>
       </w:r>
     </w:p>
     <w:p>
@@ -527,7 +527,7 @@
               <w:pStyle w:val="Compact"/>
             </w:pPr>
             <w:r>
-              <w:t xml:space="preserve">React Native 0.86 + Expo SDK 57</w:t>
+              <w:t xml:space="preserve">React Native 0.86 + Expo SDK 57 (con expo-image-picker y expo-image-manipulator para las fotos de la inspección)</w:t>
             </w:r>
           </w:p>
         </w:tc>
@@ -1892,6 +1892,68 @@
         </w:tc>
       </w:tr>
     </w:tbl>
+    <w:p>
+      <w:pPr>
+        <w:pStyle w:val="BodyText"/>
+      </w:pPr>
+      <w:r>
+        <w:rPr>
+          <w:i/>
+          <w:iCs/>
+        </w:rPr>
+        <w:t xml:space="preserve">Nota.</w:t>
+      </w:r>
+      <w:r>
+        <w:t xml:space="preserve"> </w:t>
+      </w:r>
+      <w:r>
+        <w:t xml:space="preserve">Ambientes previstos en la propuesta; los costos de la sección 8.2 se calcularon con estas especificaciones.</w:t>
+      </w:r>
+    </w:p>
+    <w:p>
+      <w:pPr>
+        <w:pStyle w:val="BodyText"/>
+      </w:pPr>
+      <w:r>
+        <w:rPr>
+          <w:b/>
+          <w:bCs/>
+        </w:rPr>
+        <w:t xml:space="preserve">Seguimiento al 17 de octubre de 2026.</w:t>
+      </w:r>
+      <w:r>
+        <w:t xml:space="preserve"> </w:t>
+      </w:r>
+      <w:r>
+        <w:t xml:space="preserve">Para la demostración académica, el sistema se desplegó en una máquina virtual de Microsoft Azure (suscripción</w:t>
+      </w:r>
+      <w:r>
+        <w:t xml:space="preserve"> </w:t>
+      </w:r>
+      <w:r>
+        <w:rPr>
+          <w:i/>
+          <w:iCs/>
+        </w:rPr>
+        <w:t xml:space="preserve">Azure for Students</w:t>
+      </w:r>
+      <w:r>
+        <w:t xml:space="preserve">, tamaño B2as_v2: 2 vCPU, 7,7 GB de RAM y 64 GB de disco SSD, Ubuntu 24.04 LTS), con los once contenedores, Caddy como entrada HTTPS y la aplicación Android servida en</w:t>
+      </w:r>
+      <w:r>
+        <w:t xml:space="preserve"> </w:t>
+      </w:r>
+      <w:r>
+        <w:rPr>
+          <w:i/>
+          <w:iCs/>
+        </w:rPr>
+        <w:t xml:space="preserve">/app</w:t>
+      </w:r>
+      <w:r>
+        <w:t xml:space="preserve">. Con todos los contenedores activos usa unos 3,3 GB de RAM, por lo que el tamaño de producción de la Tabla 5 sigue siendo holgado. El procedimiento completo está en el Documento de Despliegue (carpeta 07).</w:t>
+      </w:r>
+    </w:p>
     <w:bookmarkEnd w:id="29"/>
     <w:bookmarkStart w:id="30" w:name="Xbe55ef27068aa537be14b480d3c2bd7bb5a2e16"/>
     <w:p>

--- a/03_PROPUESTA_TECNICA_DEL_SOFTWARE/ES/WORD/03_Propuesta_Tecnica_Del_Software.docx
+++ b/03_PROPUESTA_TECNICA_DEL_SOFTWARE/ES/WORD/03_Propuesta_Tecnica_Del_Software.docx
@@ -48,7 +48,7 @@
         <w:pStyle w:val="BodyText"/>
       </w:pPr>
       <w:r>
-        <w:t xml:space="preserve">Versión 1.2, 17 de octubre de 2026</w:t>
+        <w:t xml:space="preserve">Versión 1.3, 20 de octubre de 2026</w:t>
       </w:r>
     </w:p>
     <w:p>
@@ -193,14 +193,14 @@
       <w:r>
         <w:drawing>
           <wp:inline>
-            <wp:extent cx="5334000" cy="3240936"/>
+            <wp:extent cx="5334000" cy="8152534"/>
             <wp:effectExtent b="0" l="0" r="0" t="0"/>
             <wp:docPr descr="" title="" id="22" name="Picture"/>
             <a:graphic>
               <a:graphicData uri="http://schemas.openxmlformats.org/drawingml/2006/picture">
                 <pic:pic>
                   <pic:nvPicPr>
-                    <pic:cNvPr descr="03_Propuesta_Tecnica_Del_Software_diagramas/diagrama_01.png" id="23" name="Picture"/>
+                    <pic:cNvPr descr="diagrama-1.png" id="23" name="Picture"/>
                     <pic:cNvPicPr>
                       <a:picLocks noChangeArrowheads="1" noChangeAspect="1"/>
                     </pic:cNvPicPr>
@@ -214,7 +214,7 @@
                   <pic:spPr bwMode="auto">
                     <a:xfrm>
                       <a:off x="0" y="0"/>
-                      <a:ext cx="5334000" cy="3240936"/>
+                      <a:ext cx="5334000" cy="8152534"/>
                     </a:xfrm>
                     <a:prstGeom prst="rect">
                       <a:avLst/>
@@ -238,6 +238,27 @@
         <w:pStyle w:val="BodyText"/>
       </w:pPr>
       <w:r>
+        <w:t xml:space="preserve">Las llamadas REST entre servicios y los eventos de RabbitMQ se detallan en la sección 3.3 del</w:t>
+      </w:r>
+      <w:r>
+        <w:t xml:space="preserve"> </w:t>
+      </w:r>
+      <w:r>
+        <w:rPr>
+          <w:i/>
+          <w:iCs/>
+        </w:rPr>
+        <w:t xml:space="preserve">Documento de diseño del software</w:t>
+      </w:r>
+      <w:r>
+        <w:t xml:space="preserve">.</w:t>
+      </w:r>
+    </w:p>
+    <w:p>
+      <w:pPr>
+        <w:pStyle w:val="BodyText"/>
+      </w:pPr>
+      <w:r>
         <w:t xml:space="preserve">Dentro de cada servicio se sigue</w:t>
       </w:r>
       <w:r>
@@ -1951,7 +1972,22 @@
         <w:t xml:space="preserve">/app</w:t>
       </w:r>
       <w:r>
-        <w:t xml:space="preserve">. Con todos los contenedores activos usa unos 3,3 GB de RAM, por lo que el tamaño de producción de la Tabla 5 sigue siendo holgado. El procedimiento completo está en el Documento de Despliegue (carpeta 07).</w:t>
+        <w:t xml:space="preserve">. Con todos los contenedores activos usa unos 3,3 GB de RAM, por lo que el tamaño de producción de la Tabla 5 sigue siendo holgado. El procedimiento completo está en el Documento de Despliegue (carpeta 07). En el proyecto académico la integración continua no se hizo con Jenkins sino con GitHub Actions: los 10 repositorios de código compilan y corren sus pruebas en cada cambio, y</w:t>
+      </w:r>
+      <w:r>
+        <w:t xml:space="preserve"> </w:t>
+      </w:r>
+      <w:r>
+        <w:rPr>
+          <w:rStyle w:val="VerbatimChar"/>
+        </w:rPr>
+        <w:t xml:space="preserve">lavarapido-infra</w:t>
+      </w:r>
+      <w:r>
+        <w:t xml:space="preserve"> </w:t>
+      </w:r>
+      <w:r>
+        <w:t xml:space="preserve">tiene además un flujo manual que actualiza el servidor.</w:t>
       </w:r>
     </w:p>
     <w:bookmarkEnd w:id="29"/>
@@ -17516,7 +17552,7 @@
       <w:color w:themeColor="accent1" w:themeShade="BF" w:val="365F91"/>
     </w:rPr>
   </w:style>
-  <w:style w:type="paragraph" w:customStyle="1" w:styleId="SourceCode">
+  <w:style w:customStyle="1" w:styleId="SourceCode" w:type="paragraph">
     <w:name w:val="Source Code"/>
     <w:basedOn w:val="Normal"/>
     <w:link w:val="VerbatimChar"/>
@@ -17524,7 +17560,7 @@
       <w:wordWrap w:val="off"/>
     </w:pPr>
   </w:style>
-  <w:style w:type="character" w:customStyle="1" w:styleId="KeywordTok">
+  <w:style w:customStyle="1" w:styleId="KeywordTok" w:type="character">
     <w:name w:val="KeywordTok"/>
     <w:basedOn w:val="VerbatimChar"/>
     <w:rPr>
@@ -17532,77 +17568,77 @@
       <w:color w:val="007020"/>
     </w:rPr>
   </w:style>
-  <w:style w:type="character" w:customStyle="1" w:styleId="DataTypeTok">
+  <w:style w:customStyle="1" w:styleId="DataTypeTok" w:type="character">
     <w:name w:val="DataTypeTok"/>
     <w:basedOn w:val="VerbatimChar"/>
     <w:rPr>
       <w:color w:val="902000"/>
     </w:rPr>
   </w:style>
-  <w:style w:type="character" w:customStyle="1" w:styleId="DecValTok">
+  <w:style w:customStyle="1" w:styleId="DecValTok" w:type="character">
     <w:name w:val="DecValTok"/>
     <w:basedOn w:val="VerbatimChar"/>
     <w:rPr>
       <w:color w:val="40a070"/>
     </w:rPr>
   </w:style>
-  <w:style w:type="character" w:customStyle="1" w:styleId="BaseNTok">
+  <w:style w:customStyle="1" w:styleId="BaseNTok" w:type="character">
     <w:name w:val="BaseNTok"/>
     <w:basedOn w:val="VerbatimChar"/>
     <w:rPr>
       <w:color w:val="40a070"/>
     </w:rPr>
   </w:style>
-  <w:style w:type="character" w:customStyle="1" w:styleId="FloatTok">
+  <w:style w:customStyle="1" w:styleId="FloatTok" w:type="character">
     <w:name w:val="FloatTok"/>
     <w:basedOn w:val="VerbatimChar"/>
     <w:rPr>
       <w:color w:val="40a070"/>
     </w:rPr>
   </w:style>
-  <w:style w:type="character" w:customStyle="1" w:styleId="ConstantTok">
+  <w:style w:customStyle="1" w:styleId="ConstantTok" w:type="character">
     <w:name w:val="ConstantTok"/>
     <w:basedOn w:val="VerbatimChar"/>
     <w:rPr>
       <w:color w:val="880000"/>
     </w:rPr>
   </w:style>
-  <w:style w:type="character" w:customStyle="1" w:styleId="CharTok">
+  <w:style w:customStyle="1" w:styleId="CharTok" w:type="character">
     <w:name w:val="CharTok"/>
     <w:basedOn w:val="VerbatimChar"/>
     <w:rPr>
       <w:color w:val="4070a0"/>
     </w:rPr>
   </w:style>
-  <w:style w:type="character" w:customStyle="1" w:styleId="SpecialCharTok">
+  <w:style w:customStyle="1" w:styleId="SpecialCharTok" w:type="character">
     <w:name w:val="SpecialCharTok"/>
     <w:basedOn w:val="VerbatimChar"/>
     <w:rPr>
       <w:color w:val="4070a0"/>
     </w:rPr>
   </w:style>
-  <w:style w:type="character" w:customStyle="1" w:styleId="StringTok">
+  <w:style w:customStyle="1" w:styleId="StringTok" w:type="character">
     <w:name w:val="StringTok"/>
     <w:basedOn w:val="VerbatimChar"/>
     <w:rPr>
       <w:color w:val="4070a0"/>
     </w:rPr>
   </w:style>
-  <w:style w:type="character" w:customStyle="1" w:styleId="VerbatimStringTok">
+  <w:style w:customStyle="1" w:styleId="VerbatimStringTok" w:type="character">
     <w:name w:val="VerbatimStringTok"/>
     <w:basedOn w:val="VerbatimChar"/>
     <w:rPr>
       <w:color w:val="4070a0"/>
     </w:rPr>
   </w:style>
-  <w:style w:type="character" w:customStyle="1" w:styleId="SpecialStringTok">
+  <w:style w:customStyle="1" w:styleId="SpecialStringTok" w:type="character">
     <w:name w:val="SpecialStringTok"/>
     <w:basedOn w:val="VerbatimChar"/>
     <w:rPr>
       <w:color w:val="bb6688"/>
     </w:rPr>
   </w:style>
-  <w:style w:type="character" w:customStyle="1" w:styleId="ImportTok">
+  <w:style w:customStyle="1" w:styleId="ImportTok" w:type="character">
     <w:name w:val="ImportTok"/>
     <w:basedOn w:val="VerbatimChar"/>
     <w:rPr>
@@ -17610,7 +17646,7 @@
       <w:color w:val="008000"/>
     </w:rPr>
   </w:style>
-  <w:style w:type="character" w:customStyle="1" w:styleId="CommentTok">
+  <w:style w:customStyle="1" w:styleId="CommentTok" w:type="character">
     <w:name w:val="CommentTok"/>
     <w:basedOn w:val="VerbatimChar"/>
     <w:rPr>
@@ -17618,7 +17654,7 @@
       <w:color w:val="60a0b0"/>
     </w:rPr>
   </w:style>
-  <w:style w:type="character" w:customStyle="1" w:styleId="DocumentationTok">
+  <w:style w:customStyle="1" w:styleId="DocumentationTok" w:type="character">
     <w:name w:val="DocumentationTok"/>
     <w:basedOn w:val="VerbatimChar"/>
     <w:rPr>
@@ -17626,7 +17662,7 @@
       <w:color w:val="ba2121"/>
     </w:rPr>
   </w:style>
-  <w:style w:type="character" w:customStyle="1" w:styleId="AnnotationTok">
+  <w:style w:customStyle="1" w:styleId="AnnotationTok" w:type="character">
     <w:name w:val="AnnotationTok"/>
     <w:basedOn w:val="VerbatimChar"/>
     <w:rPr>
@@ -17635,7 +17671,7 @@
       <w:color w:val="60a0b0"/>
     </w:rPr>
   </w:style>
-  <w:style w:type="character" w:customStyle="1" w:styleId="CommentVarTok">
+  <w:style w:customStyle="1" w:styleId="CommentVarTok" w:type="character">
     <w:name w:val="CommentVarTok"/>
     <w:basedOn w:val="VerbatimChar"/>
     <w:rPr>
@@ -17644,28 +17680,28 @@
       <w:color w:val="60a0b0"/>
     </w:rPr>
   </w:style>
-  <w:style w:type="character" w:customStyle="1" w:styleId="OtherTok">
+  <w:style w:customStyle="1" w:styleId="OtherTok" w:type="character">
     <w:name w:val="OtherTok"/>
     <w:basedOn w:val="VerbatimChar"/>
     <w:rPr>
       <w:color w:val="007020"/>
     </w:rPr>
   </w:style>
-  <w:style w:type="character" w:customStyle="1" w:styleId="FunctionTok">
+  <w:style w:customStyle="1" w:styleId="FunctionTok" w:type="character">
     <w:name w:val="FunctionTok"/>
     <w:basedOn w:val="VerbatimChar"/>
     <w:rPr>
       <w:color w:val="06287e"/>
     </w:rPr>
   </w:style>
-  <w:style w:type="character" w:customStyle="1" w:styleId="VariableTok">
+  <w:style w:customStyle="1" w:styleId="VariableTok" w:type="character">
     <w:name w:val="VariableTok"/>
     <w:basedOn w:val="VerbatimChar"/>
     <w:rPr>
       <w:color w:val="19177c"/>
     </w:rPr>
   </w:style>
-  <w:style w:type="character" w:customStyle="1" w:styleId="ControlFlowTok">
+  <w:style w:customStyle="1" w:styleId="ControlFlowTok" w:type="character">
     <w:name w:val="ControlFlowTok"/>
     <w:basedOn w:val="VerbatimChar"/>
     <w:rPr>
@@ -17673,45 +17709,45 @@
       <w:color w:val="007020"/>
     </w:rPr>
   </w:style>
-  <w:style w:type="character" w:customStyle="1" w:styleId="OperatorTok">
+  <w:style w:customStyle="1" w:styleId="OperatorTok" w:type="character">
     <w:name w:val="OperatorTok"/>
     <w:basedOn w:val="VerbatimChar"/>
     <w:rPr>
       <w:color w:val="666666"/>
     </w:rPr>
   </w:style>
-  <w:style w:type="character" w:customStyle="1" w:styleId="BuiltInTok">
+  <w:style w:customStyle="1" w:styleId="BuiltInTok" w:type="character">
     <w:name w:val="BuiltInTok"/>
     <w:basedOn w:val="VerbatimChar"/>
     <w:rPr>
       <w:color w:val="008000"/>
     </w:rPr>
   </w:style>
-  <w:style w:type="character" w:customStyle="1" w:styleId="ExtensionTok">
+  <w:style w:customStyle="1" w:styleId="ExtensionTok" w:type="character">
     <w:name w:val="ExtensionTok"/>
     <w:basedOn w:val="VerbatimChar"/>
     <w:rPr/>
   </w:style>
-  <w:style w:type="character" w:customStyle="1" w:styleId="PreprocessorTok">
+  <w:style w:customStyle="1" w:styleId="PreprocessorTok" w:type="character">
     <w:name w:val="PreprocessorTok"/>
     <w:basedOn w:val="VerbatimChar"/>
     <w:rPr>
       <w:color w:val="bc7a00"/>
     </w:rPr>
   </w:style>
-  <w:style w:type="character" w:customStyle="1" w:styleId="AttributeTok">
+  <w:style w:customStyle="1" w:styleId="AttributeTok" w:type="character">
     <w:name w:val="AttributeTok"/>
     <w:basedOn w:val="VerbatimChar"/>
     <w:rPr>
       <w:color w:val="7d9029"/>
     </w:rPr>
   </w:style>
-  <w:style w:type="character" w:customStyle="1" w:styleId="RegionMarkerTok">
+  <w:style w:customStyle="1" w:styleId="RegionMarkerTok" w:type="character">
     <w:name w:val="RegionMarkerTok"/>
     <w:basedOn w:val="VerbatimChar"/>
     <w:rPr/>
   </w:style>
-  <w:style w:type="character" w:customStyle="1" w:styleId="InformationTok">
+  <w:style w:customStyle="1" w:styleId="InformationTok" w:type="character">
     <w:name w:val="InformationTok"/>
     <w:basedOn w:val="VerbatimChar"/>
     <w:rPr>
@@ -17720,7 +17756,7 @@
       <w:color w:val="60a0b0"/>
     </w:rPr>
   </w:style>
-  <w:style w:type="character" w:customStyle="1" w:styleId="WarningTok">
+  <w:style w:customStyle="1" w:styleId="WarningTok" w:type="character">
     <w:name w:val="WarningTok"/>
     <w:basedOn w:val="VerbatimChar"/>
     <w:rPr>
@@ -17729,7 +17765,7 @@
       <w:color w:val="60a0b0"/>
     </w:rPr>
   </w:style>
-  <w:style w:type="character" w:customStyle="1" w:styleId="AlertTok">
+  <w:style w:customStyle="1" w:styleId="AlertTok" w:type="character">
     <w:name w:val="AlertTok"/>
     <w:basedOn w:val="VerbatimChar"/>
     <w:rPr>
@@ -17737,7 +17773,7 @@
       <w:color w:val="ff0000"/>
     </w:rPr>
   </w:style>
-  <w:style w:type="character" w:customStyle="1" w:styleId="ErrorTok">
+  <w:style w:customStyle="1" w:styleId="ErrorTok" w:type="character">
     <w:name w:val="ErrorTok"/>
     <w:basedOn w:val="VerbatimChar"/>
     <w:rPr>
@@ -17745,7 +17781,7 @@
       <w:color w:val="ff0000"/>
     </w:rPr>
   </w:style>
-  <w:style w:type="character" w:customStyle="1" w:styleId="NormalTok">
+  <w:style w:customStyle="1" w:styleId="NormalTok" w:type="character">
     <w:name w:val="NormalTok"/>
     <w:basedOn w:val="VerbatimChar"/>
     <w:rPr/>

--- a/03_PROPUESTA_TECNICA_DEL_SOFTWARE/ES/WORD/03_Propuesta_Tecnica_Del_Software.docx
+++ b/03_PROPUESTA_TECNICA_DEL_SOFTWARE/ES/WORD/03_Propuesta_Tecnica_Del_Software.docx
@@ -2,7 +2,7 @@
 <file path=word/document.xml><?xml version="1.0" encoding="utf-8"?>
 <w:document xmlns:w="http://schemas.openxmlformats.org/wordprocessingml/2006/main" xmlns:m="http://schemas.openxmlformats.org/officeDocument/2006/math" xmlns:r="http://schemas.openxmlformats.org/officeDocument/2006/relationships" xmlns:o="urn:schemas-microsoft-com:office:office" xmlns:v="urn:schemas-microsoft-com:vml" xmlns:w10="urn:schemas-microsoft-com:office:word" xmlns:a="http://schemas.openxmlformats.org/drawingml/2006/main" xmlns:pic="http://schemas.openxmlformats.org/drawingml/2006/picture" xmlns:wp="http://schemas.openxmlformats.org/drawingml/2006/wordprocessingDrawing">
   <w:body>
-    <w:bookmarkStart w:id="72" w:name="Xe8b00f49e6b757151823ba8643b6716d80cecc2"/>
+    <w:bookmarkStart w:id="61" w:name="Xe8b00f49e6b757151823ba8643b6716d80cecc2"/>
     <w:p>
       <w:pPr>
         <w:pStyle w:val="Heading1"/>
@@ -48,7 +48,7 @@
         <w:pStyle w:val="BodyText"/>
       </w:pPr>
       <w:r>
-        <w:t xml:space="preserve">Versión 1.3, 20 de octubre de 2026</w:t>
+        <w:t xml:space="preserve">Versión 1.4, 21 de octubre de 2026</w:t>
       </w:r>
     </w:p>
     <w:p>
@@ -58,7 +58,7 @@
         </w:pict>
       </w:r>
     </w:p>
-    <w:bookmarkStart w:id="20" w:name="resumen"/>
+    <w:bookmarkStart w:id="9" w:name="resumen"/>
     <w:p>
       <w:pPr>
         <w:pStyle w:val="Heading2"/>
@@ -130,8 +130,8 @@
         </w:pict>
       </w:r>
     </w:p>
-    <w:bookmarkEnd w:id="20"/>
-    <w:bookmarkStart w:id="24" w:name="X06115f017a578e9269e8ddd0e5d61ee0b0e76ad"/>
+    <w:bookmarkEnd w:id="9"/>
+    <w:bookmarkStart w:id="13" w:name="X06115f017a578e9269e8ddd0e5d61ee0b0e76ad"/>
     <w:p>
       <w:pPr>
         <w:pStyle w:val="Heading2"/>
@@ -193,20 +193,20 @@
       <w:r>
         <w:drawing>
           <wp:inline>
-            <wp:extent cx="5334000" cy="8152534"/>
+            <wp:extent cx="5334000" cy="7013222"/>
             <wp:effectExtent b="0" l="0" r="0" t="0"/>
-            <wp:docPr descr="" title="" id="22" name="Picture"/>
+            <wp:docPr descr="Diagrama" title="" id="11" name="Picture"/>
             <a:graphic>
               <a:graphicData uri="http://schemas.openxmlformats.org/drawingml/2006/picture">
                 <pic:pic>
                   <pic:nvPicPr>
-                    <pic:cNvPr descr="diagrama-1.png" id="23" name="Picture"/>
+                    <pic:cNvPr descr="C:/Users/MERARI~1/AppData/Local/Temp/claude/C--Users-MERARI-URBANO-Lavado-Vehicular/fbac9d65-987c-4365-8841-0c86e8c3ca54/scratchpad/mermaid/propuesta_tecnica_del_software-1.png" id="12" name="Picture"/>
                     <pic:cNvPicPr>
                       <a:picLocks noChangeArrowheads="1" noChangeAspect="1"/>
                     </pic:cNvPicPr>
                   </pic:nvPicPr>
                   <pic:blipFill>
-                    <a:blip r:embed="rId21"/>
+                    <a:blip r:embed="rId10"/>
                     <a:stretch>
                       <a:fillRect/>
                     </a:stretch>
@@ -214,7 +214,7 @@
                   <pic:spPr bwMode="auto">
                     <a:xfrm>
                       <a:off x="0" y="0"/>
-                      <a:ext cx="5334000" cy="8152534"/>
+                      <a:ext cx="5334000" cy="7013222"/>
                     </a:xfrm>
                     <a:prstGeom prst="rect">
                       <a:avLst/>
@@ -308,8 +308,8 @@
         </w:pict>
       </w:r>
     </w:p>
-    <w:bookmarkEnd w:id="24"/>
-    <w:bookmarkStart w:id="25" w:name="X94421fb146880f9b0d27bcb40013b8f6c50234c"/>
+    <w:bookmarkEnd w:id="13"/>
+    <w:bookmarkStart w:id="14" w:name="X94421fb146880f9b0d27bcb40013b8f6c50234c"/>
     <w:p>
       <w:pPr>
         <w:pStyle w:val="Heading2"/>
@@ -782,8 +782,8 @@
         </w:pict>
       </w:r>
     </w:p>
-    <w:bookmarkEnd w:id="25"/>
-    <w:bookmarkStart w:id="26" w:name="Xbdf5e21463039172977b16adad07a1a10e2a6c7"/>
+    <w:bookmarkEnd w:id="14"/>
+    <w:bookmarkStart w:id="15" w:name="Xbdf5e21463039172977b16adad07a1a10e2a6c7"/>
     <w:p>
       <w:pPr>
         <w:pStyle w:val="Heading2"/>
@@ -1125,8 +1125,8 @@
         </w:pict>
       </w:r>
     </w:p>
-    <w:bookmarkEnd w:id="26"/>
-    <w:bookmarkStart w:id="31" w:name="X16e969f08f44a7bef8e57f4825167545394d173"/>
+    <w:bookmarkEnd w:id="15"/>
+    <w:bookmarkStart w:id="20" w:name="X16e969f08f44a7bef8e57f4825167545394d173"/>
     <w:p>
       <w:pPr>
         <w:pStyle w:val="Heading2"/>
@@ -1135,7 +1135,7 @@
         <w:t xml:space="preserve">4. Requerimientos de Hardware y Software</w:t>
       </w:r>
     </w:p>
-    <w:bookmarkStart w:id="27" w:name="Xf91cc8ecb33a330f19c9c8ad85a0b34a251687e"/>
+    <w:bookmarkStart w:id="16" w:name="Xf91cc8ecb33a330f19c9c8ad85a0b34a251687e"/>
     <w:p>
       <w:pPr>
         <w:pStyle w:val="Heading3"/>
@@ -1356,8 +1356,8 @@
         </w:tc>
       </w:tr>
     </w:tbl>
-    <w:bookmarkEnd w:id="27"/>
-    <w:bookmarkStart w:id="28" w:name="X48584a996364df8cf203996d82defb3fd108d62"/>
+    <w:bookmarkEnd w:id="16"/>
+    <w:bookmarkStart w:id="17" w:name="X48584a996364df8cf203996d82defb3fd108d62"/>
     <w:p>
       <w:pPr>
         <w:pStyle w:val="Heading3"/>
@@ -1727,8 +1727,8 @@
         </w:tc>
       </w:tr>
     </w:tbl>
-    <w:bookmarkEnd w:id="28"/>
-    <w:bookmarkStart w:id="29" w:name="X877959bb05162201e9a44095cd42d348a3c07fe"/>
+    <w:bookmarkEnd w:id="17"/>
+    <w:bookmarkStart w:id="18" w:name="X877959bb05162201e9a44095cd42d348a3c07fe"/>
     <w:p>
       <w:pPr>
         <w:pStyle w:val="Heading3"/>
@@ -1940,7 +1940,7 @@
           <w:b/>
           <w:bCs/>
         </w:rPr>
-        <w:t xml:space="preserve">Seguimiento al 17 de octubre de 2026.</w:t>
+        <w:t xml:space="preserve">Seguimiento al 21 de octubre de 2026.</w:t>
       </w:r>
       <w:r>
         <w:t xml:space="preserve"> </w:t>
@@ -1987,11 +1987,11 @@
         <w:t xml:space="preserve"> </w:t>
       </w:r>
       <w:r>
-        <w:t xml:space="preserve">tiene además un flujo manual que actualiza el servidor.</w:t>
+        <w:t xml:space="preserve">tiene además un flujo manual que actualiza el servidor. Desde el 20 y el 21 de octubre el servidor respalda la base todos los días y antes de cada actualización, verifica cada respaldo con una restauración de prueba y guarda los últimos 14; Caddy envía encabezados de seguridad y una política de contenido; Docker revisa la salud de todos los contenedores y limita el tamaño de sus registros. Desde el 21 de octubre el API Gateway también corta los tokens de las sesiones cerradas preguntando a security-service, con la respuesta guardada 30 segundos por token, sin cambiar la decisión de usar JWT.</w:t>
       </w:r>
     </w:p>
-    <w:bookmarkEnd w:id="29"/>
-    <w:bookmarkStart w:id="30" w:name="Xbe55ef27068aa537be14b480d3c2bd7bb5a2e16"/>
+    <w:bookmarkEnd w:id="18"/>
+    <w:bookmarkStart w:id="19" w:name="Xbe55ef27068aa537be14b480d3c2bd7bb5a2e16"/>
     <w:p>
       <w:pPr>
         <w:pStyle w:val="Heading3"/>
@@ -2227,9 +2227,9 @@
         </w:pict>
       </w:r>
     </w:p>
-    <w:bookmarkEnd w:id="30"/>
-    <w:bookmarkEnd w:id="31"/>
-    <w:bookmarkStart w:id="32" w:name="Xfd734b77f3de2aa71d22821d7f2ded6a236c7e5"/>
+    <w:bookmarkEnd w:id="19"/>
+    <w:bookmarkEnd w:id="20"/>
+    <w:bookmarkStart w:id="21" w:name="Xfd734b77f3de2aa71d22821d7f2ded6a236c7e5"/>
     <w:p>
       <w:pPr>
         <w:pStyle w:val="Heading2"/>
@@ -3520,8 +3520,8 @@
         </w:pict>
       </w:r>
     </w:p>
-    <w:bookmarkEnd w:id="32"/>
-    <w:bookmarkStart w:id="42" w:name="X944ec4a53f5e631a21e4e36471c0c39d5ae107e"/>
+    <w:bookmarkEnd w:id="21"/>
+    <w:bookmarkStart w:id="31" w:name="X944ec4a53f5e631a21e4e36471c0c39d5ae107e"/>
     <w:p>
       <w:pPr>
         <w:pStyle w:val="Heading2"/>
@@ -4500,7 +4500,7 @@
         <w:t xml:space="preserve">S = semana del proyecto; la semana 1 es la de firma del contrato. Cada semana tiene 5 días hábiles de 8 horas. █ = semana con trabajo en la fase; ◆ = hito. El esfuerzo suma las horas de todas las personas que participan.</w:t>
       </w:r>
     </w:p>
-    <w:bookmarkStart w:id="33" w:name="fase-1-inicio-y-requisitos-s1s3"/>
+    <w:bookmarkStart w:id="22" w:name="fase-1-inicio-y-requisitos-s1s3"/>
     <w:p>
       <w:pPr>
         <w:pStyle w:val="Heading4"/>
@@ -5028,8 +5028,8 @@
         </w:tc>
       </w:tr>
     </w:tbl>
-    <w:bookmarkEnd w:id="33"/>
-    <w:bookmarkStart w:id="34" w:name="fase-2-análisis-y-diseño-s4s6"/>
+    <w:bookmarkEnd w:id="22"/>
+    <w:bookmarkStart w:id="23" w:name="fase-2-análisis-y-diseño-s4s6"/>
     <w:p>
       <w:pPr>
         <w:pStyle w:val="Heading4"/>
@@ -5715,8 +5715,8 @@
         </w:tc>
       </w:tr>
     </w:tbl>
-    <w:bookmarkEnd w:id="34"/>
-    <w:bookmarkStart w:id="35" w:name="fase-3-base-técnica-s5s7"/>
+    <w:bookmarkEnd w:id="23"/>
+    <w:bookmarkStart w:id="24" w:name="fase-3-base-técnica-s5s7"/>
     <w:p>
       <w:pPr>
         <w:pStyle w:val="Heading4"/>
@@ -6240,8 +6240,8 @@
         </w:tc>
       </w:tr>
     </w:tbl>
-    <w:bookmarkEnd w:id="35"/>
-    <w:bookmarkStart w:id="36" w:name="fase-4-construcción-del-backend-s7s17"/>
+    <w:bookmarkEnd w:id="24"/>
+    <w:bookmarkStart w:id="25" w:name="fase-4-construcción-del-backend-s7s17"/>
     <w:p>
       <w:pPr>
         <w:pStyle w:val="Heading4"/>
@@ -7322,8 +7322,8 @@
         </w:tc>
       </w:tr>
     </w:tbl>
-    <w:bookmarkEnd w:id="36"/>
-    <w:bookmarkStart w:id="37" w:name="fase-5-construcción-de-la-app-web-s7s18"/>
+    <w:bookmarkEnd w:id="25"/>
+    <w:bookmarkStart w:id="26" w:name="fase-5-construcción-de-la-app-web-s7s18"/>
     <w:p>
       <w:pPr>
         <w:pStyle w:val="Heading4"/>
@@ -7768,8 +7768,8 @@
         </w:tc>
       </w:tr>
     </w:tbl>
-    <w:bookmarkEnd w:id="37"/>
-    <w:bookmarkStart w:id="38" w:name="Xb47852a59ca1c2030caeb564a5db93a56ee7e8a"/>
+    <w:bookmarkEnd w:id="26"/>
+    <w:bookmarkStart w:id="27" w:name="Xb47852a59ca1c2030caeb564a5db93a56ee7e8a"/>
     <w:p>
       <w:pPr>
         <w:pStyle w:val="Heading4"/>
@@ -8293,8 +8293,8 @@
         </w:tc>
       </w:tr>
     </w:tbl>
-    <w:bookmarkEnd w:id="38"/>
-    <w:bookmarkStart w:id="39" w:name="fase-7-pruebas-s6s23"/>
+    <w:bookmarkEnd w:id="27"/>
+    <w:bookmarkStart w:id="28" w:name="fase-7-pruebas-s6s23"/>
     <w:p>
       <w:pPr>
         <w:pStyle w:val="Heading4"/>
@@ -9059,8 +9059,8 @@
         </w:tc>
       </w:tr>
     </w:tbl>
-    <w:bookmarkEnd w:id="39"/>
-    <w:bookmarkStart w:id="40" w:name="X485be0fc68cc4131ecc40c0b6d5dff009cc14e4"/>
+    <w:bookmarkEnd w:id="28"/>
+    <w:bookmarkStart w:id="29" w:name="X485be0fc68cc4131ecc40c0b6d5dff009cc14e4"/>
     <w:p>
       <w:pPr>
         <w:pStyle w:val="Heading4"/>
@@ -9825,8 +9825,8 @@
         </w:tc>
       </w:tr>
     </w:tbl>
-    <w:bookmarkEnd w:id="40"/>
-    <w:bookmarkStart w:id="41" w:name="fase-9-estabilización-y-cierre-s24s28"/>
+    <w:bookmarkEnd w:id="29"/>
+    <w:bookmarkStart w:id="30" w:name="fase-9-estabilización-y-cierre-s24s28"/>
     <w:p>
       <w:pPr>
         <w:pStyle w:val="Heading4"/>
@@ -10203,9 +10203,9 @@
         </w:pict>
       </w:r>
     </w:p>
-    <w:bookmarkEnd w:id="41"/>
-    <w:bookmarkEnd w:id="42"/>
-    <w:bookmarkStart w:id="43" w:name="Xc4657edf3d3f00814284286ab50c62cfd13a6ce"/>
+    <w:bookmarkEnd w:id="30"/>
+    <w:bookmarkEnd w:id="31"/>
+    <w:bookmarkStart w:id="32" w:name="Xc4657edf3d3f00814284286ab50c62cfd13a6ce"/>
     <w:p>
       <w:pPr>
         <w:pStyle w:val="Heading2"/>
@@ -10869,8 +10869,8 @@
         </w:pict>
       </w:r>
     </w:p>
-    <w:bookmarkEnd w:id="43"/>
-    <w:bookmarkStart w:id="49" w:name="X2f0f29e39cbda46958e7fd3990e9f1363eb2346"/>
+    <w:bookmarkEnd w:id="32"/>
+    <w:bookmarkStart w:id="38" w:name="X2f0f29e39cbda46958e7fd3990e9f1363eb2346"/>
     <w:p>
       <w:pPr>
         <w:pStyle w:val="Heading2"/>
@@ -11161,7 +11161,7 @@
         </w:tc>
       </w:tr>
     </w:tbl>
-    <w:bookmarkStart w:id="44" w:name="Xd184bf06522d522b5490c03e314facae65a25f0"/>
+    <w:bookmarkStart w:id="33" w:name="Xd184bf06522d522b5490c03e314facae65a25f0"/>
     <w:p>
       <w:pPr>
         <w:pStyle w:val="Heading3"/>
@@ -11825,8 +11825,8 @@
         </w:tc>
       </w:tr>
     </w:tbl>
-    <w:bookmarkEnd w:id="44"/>
-    <w:bookmarkStart w:id="45" w:name="X15f6c58e165c06c1958ceb8d33161f125d24136"/>
+    <w:bookmarkEnd w:id="33"/>
+    <w:bookmarkStart w:id="34" w:name="X15f6c58e165c06c1958ceb8d33161f125d24136"/>
     <w:p>
       <w:pPr>
         <w:pStyle w:val="Heading3"/>
@@ -12347,8 +12347,8 @@
         </w:tc>
       </w:tr>
     </w:tbl>
-    <w:bookmarkEnd w:id="45"/>
-    <w:bookmarkStart w:id="46" w:name="X14645c4fc455aa869d360436ce8a09dc7493dfe"/>
+    <w:bookmarkEnd w:id="34"/>
+    <w:bookmarkStart w:id="35" w:name="X14645c4fc455aa869d360436ce8a09dc7493dfe"/>
     <w:p>
       <w:pPr>
         <w:pStyle w:val="Heading3"/>
@@ -13209,8 +13209,8 @@
         </w:tc>
       </w:tr>
     </w:tbl>
-    <w:bookmarkEnd w:id="46"/>
-    <w:bookmarkStart w:id="47" w:name="X8d9ff439f69491054ad3f8c68c551edb224b01d"/>
+    <w:bookmarkEnd w:id="35"/>
+    <w:bookmarkStart w:id="36" w:name="X8d9ff439f69491054ad3f8c68c551edb224b01d"/>
     <w:p>
       <w:pPr>
         <w:pStyle w:val="Heading3"/>
@@ -13663,8 +13663,8 @@
         </w:tc>
       </w:tr>
     </w:tbl>
-    <w:bookmarkEnd w:id="47"/>
-    <w:bookmarkStart w:id="48" w:name="Xdaff2d0ad8e23cc2a6ee21735b1d8782d632187"/>
+    <w:bookmarkEnd w:id="36"/>
+    <w:bookmarkStart w:id="37" w:name="Xdaff2d0ad8e23cc2a6ee21735b1d8782d632187"/>
     <w:p>
       <w:pPr>
         <w:pStyle w:val="Heading3"/>
@@ -13924,9 +13924,9 @@
         </w:pict>
       </w:r>
     </w:p>
-    <w:bookmarkEnd w:id="48"/>
-    <w:bookmarkEnd w:id="49"/>
-    <w:bookmarkStart w:id="50" w:name="Xf08170111e135d34cabff4c5ce42c78a3f22e94"/>
+    <w:bookmarkEnd w:id="37"/>
+    <w:bookmarkEnd w:id="38"/>
+    <w:bookmarkStart w:id="39" w:name="Xf08170111e135d34cabff4c5ce42c78a3f22e94"/>
     <w:p>
       <w:pPr>
         <w:pStyle w:val="Heading2"/>
@@ -14657,8 +14657,8 @@
         </w:pict>
       </w:r>
     </w:p>
-    <w:bookmarkEnd w:id="50"/>
-    <w:bookmarkStart w:id="51" w:name="X459b51028a1ceadc9ab1f78986a799dd582cbce"/>
+    <w:bookmarkEnd w:id="39"/>
+    <w:bookmarkStart w:id="40" w:name="X459b51028a1ceadc9ab1f78986a799dd582cbce"/>
     <w:p>
       <w:pPr>
         <w:pStyle w:val="Heading2"/>
@@ -14821,8 +14821,8 @@
         </w:pict>
       </w:r>
     </w:p>
-    <w:bookmarkEnd w:id="51"/>
-    <w:bookmarkStart w:id="52" w:name="Xdcfb31648e3ba5d718cdffdb64f7fb927496fa3"/>
+    <w:bookmarkEnd w:id="40"/>
+    <w:bookmarkStart w:id="41" w:name="Xdcfb31648e3ba5d718cdffdb64f7fb927496fa3"/>
     <w:p>
       <w:pPr>
         <w:pStyle w:val="Heading2"/>
@@ -15382,8 +15382,8 @@
         </w:pict>
       </w:r>
     </w:p>
-    <w:bookmarkEnd w:id="52"/>
-    <w:bookmarkStart w:id="53" w:name="X1e876e8012568e4b2b31a890b6c4d4a2624807d"/>
+    <w:bookmarkEnd w:id="41"/>
+    <w:bookmarkStart w:id="42" w:name="X1e876e8012568e4b2b31a890b6c4d4a2624807d"/>
     <w:p>
       <w:pPr>
         <w:pStyle w:val="Heading2"/>
@@ -15963,8 +15963,8 @@
         </w:pict>
       </w:r>
     </w:p>
-    <w:bookmarkEnd w:id="53"/>
-    <w:bookmarkStart w:id="71" w:name="referencias"/>
+    <w:bookmarkEnd w:id="42"/>
+    <w:bookmarkStart w:id="60" w:name="referencias"/>
     <w:p>
       <w:pPr>
         <w:pStyle w:val="Heading2"/>
@@ -15996,7 +15996,7 @@
       <w:r>
         <w:t xml:space="preserve"> </w:t>
       </w:r>
-      <w:hyperlink r:id="rId54">
+      <w:hyperlink r:id="rId43">
         <w:r>
           <w:rPr>
             <w:rStyle w:val="Hyperlink"/>
@@ -16028,7 +16028,7 @@
       <w:r>
         <w:t xml:space="preserve"> </w:t>
       </w:r>
-      <w:hyperlink r:id="rId55">
+      <w:hyperlink r:id="rId44">
         <w:r>
           <w:rPr>
             <w:rStyle w:val="Hyperlink"/>
@@ -16060,7 +16060,7 @@
       <w:r>
         <w:t xml:space="preserve"> </w:t>
       </w:r>
-      <w:hyperlink r:id="rId56">
+      <w:hyperlink r:id="rId45">
         <w:r>
           <w:rPr>
             <w:rStyle w:val="Hyperlink"/>
@@ -16095,7 +16095,7 @@
       <w:r>
         <w:t xml:space="preserve"> </w:t>
       </w:r>
-      <w:hyperlink r:id="rId57">
+      <w:hyperlink r:id="rId46">
         <w:r>
           <w:rPr>
             <w:rStyle w:val="Hyperlink"/>
@@ -16127,7 +16127,7 @@
       <w:r>
         <w:t xml:space="preserve"> </w:t>
       </w:r>
-      <w:hyperlink r:id="rId58">
+      <w:hyperlink r:id="rId47">
         <w:r>
           <w:rPr>
             <w:rStyle w:val="Hyperlink"/>
@@ -16159,7 +16159,7 @@
       <w:r>
         <w:t xml:space="preserve"> </w:t>
       </w:r>
-      <w:hyperlink r:id="rId59">
+      <w:hyperlink r:id="rId48">
         <w:r>
           <w:rPr>
             <w:rStyle w:val="Hyperlink"/>
@@ -16194,7 +16194,7 @@
       <w:r>
         <w:t xml:space="preserve"> </w:t>
       </w:r>
-      <w:hyperlink r:id="rId60">
+      <w:hyperlink r:id="rId49">
         <w:r>
           <w:rPr>
             <w:rStyle w:val="Hyperlink"/>
@@ -16226,7 +16226,7 @@
       <w:r>
         <w:t xml:space="preserve"> </w:t>
       </w:r>
-      <w:hyperlink r:id="rId61">
+      <w:hyperlink r:id="rId50">
         <w:r>
           <w:rPr>
             <w:rStyle w:val="Hyperlink"/>
@@ -16258,7 +16258,7 @@
       <w:r>
         <w:t xml:space="preserve"> </w:t>
       </w:r>
-      <w:hyperlink r:id="rId62">
+      <w:hyperlink r:id="rId51">
         <w:r>
           <w:rPr>
             <w:rStyle w:val="Hyperlink"/>
@@ -16314,7 +16314,7 @@
       <w:r>
         <w:t xml:space="preserve"> </w:t>
       </w:r>
-      <w:hyperlink r:id="rId63">
+      <w:hyperlink r:id="rId52">
         <w:r>
           <w:rPr>
             <w:rStyle w:val="Hyperlink"/>
@@ -16346,7 +16346,7 @@
       <w:r>
         <w:t xml:space="preserve"> </w:t>
       </w:r>
-      <w:hyperlink r:id="rId64">
+      <w:hyperlink r:id="rId53">
         <w:r>
           <w:rPr>
             <w:rStyle w:val="Hyperlink"/>
@@ -16378,7 +16378,7 @@
       <w:r>
         <w:t xml:space="preserve"> </w:t>
       </w:r>
-      <w:hyperlink r:id="rId65">
+      <w:hyperlink r:id="rId54">
         <w:r>
           <w:rPr>
             <w:rStyle w:val="Hyperlink"/>
@@ -16410,7 +16410,7 @@
       <w:r>
         <w:t xml:space="preserve"> </w:t>
       </w:r>
-      <w:hyperlink r:id="rId66">
+      <w:hyperlink r:id="rId55">
         <w:r>
           <w:rPr>
             <w:rStyle w:val="Hyperlink"/>
@@ -16442,7 +16442,7 @@
       <w:r>
         <w:t xml:space="preserve"> </w:t>
       </w:r>
-      <w:hyperlink r:id="rId67">
+      <w:hyperlink r:id="rId56">
         <w:r>
           <w:rPr>
             <w:rStyle w:val="Hyperlink"/>
@@ -16477,7 +16477,7 @@
       <w:r>
         <w:t xml:space="preserve"> </w:t>
       </w:r>
-      <w:hyperlink r:id="rId68">
+      <w:hyperlink r:id="rId57">
         <w:r>
           <w:rPr>
             <w:rStyle w:val="Hyperlink"/>
@@ -16509,7 +16509,7 @@
       <w:r>
         <w:t xml:space="preserve"> </w:t>
       </w:r>
-      <w:hyperlink r:id="rId69">
+      <w:hyperlink r:id="rId58">
         <w:r>
           <w:rPr>
             <w:rStyle w:val="Hyperlink"/>
@@ -16541,7 +16541,7 @@
       <w:r>
         <w:t xml:space="preserve"> </w:t>
       </w:r>
-      <w:hyperlink r:id="rId70">
+      <w:hyperlink r:id="rId59">
         <w:r>
           <w:rPr>
             <w:rStyle w:val="Hyperlink"/>
@@ -16550,8 +16550,8 @@
         </w:r>
       </w:hyperlink>
     </w:p>
-    <w:bookmarkEnd w:id="71"/>
-    <w:bookmarkEnd w:id="72"/>
+    <w:bookmarkEnd w:id="60"/>
+    <w:bookmarkEnd w:id="61"/>
     <w:sectPr>
       <w:footnotePr>
         <w:numRestart w:val="eachSect"/>

--- a/03_PROPUESTA_TECNICA_DEL_SOFTWARE/ES/WORD/03_Propuesta_Tecnica_Del_Software.docx
+++ b/03_PROPUESTA_TECNICA_DEL_SOFTWARE/ES/WORD/03_Propuesta_Tecnica_Del_Software.docx
@@ -2,7 +2,7 @@
 <file path=word/document.xml><?xml version="1.0" encoding="utf-8"?>
 <w:document xmlns:w="http://schemas.openxmlformats.org/wordprocessingml/2006/main" xmlns:m="http://schemas.openxmlformats.org/officeDocument/2006/math" xmlns:r="http://schemas.openxmlformats.org/officeDocument/2006/relationships" xmlns:o="urn:schemas-microsoft-com:office:office" xmlns:v="urn:schemas-microsoft-com:vml" xmlns:w10="urn:schemas-microsoft-com:office:word" xmlns:a="http://schemas.openxmlformats.org/drawingml/2006/main" xmlns:pic="http://schemas.openxmlformats.org/drawingml/2006/picture" xmlns:wp="http://schemas.openxmlformats.org/drawingml/2006/wordprocessingDrawing">
   <w:body>
-    <w:bookmarkStart w:id="61" w:name="Xe8b00f49e6b757151823ba8643b6716d80cecc2"/>
+    <w:bookmarkStart w:id="58" w:name="Xe8b00f49e6b757151823ba8643b6716d80cecc2"/>
     <w:p>
       <w:pPr>
         <w:pStyle w:val="Heading1"/>
@@ -48,7 +48,7 @@
         <w:pStyle w:val="BodyText"/>
       </w:pPr>
       <w:r>
-        <w:t xml:space="preserve">Versión 1.4, 21 de octubre de 2026</w:t>
+        <w:t xml:space="preserve">Versión 1.5, 27 de octubre de 2026</w:t>
       </w:r>
     </w:p>
     <w:p>
@@ -131,7 +131,7 @@
       </w:r>
     </w:p>
     <w:bookmarkEnd w:id="9"/>
-    <w:bookmarkStart w:id="13" w:name="X06115f017a578e9269e8ddd0e5d61ee0b0e76ad"/>
+    <w:bookmarkStart w:id="10" w:name="X06115f017a578e9269e8ddd0e5d61ee0b0e76ad"/>
     <w:p>
       <w:pPr>
         <w:pStyle w:val="Heading2"/>
@@ -191,46 +191,7 @@
         <w:pStyle w:val="BodyText"/>
       </w:pPr>
       <w:r>
-        <w:drawing>
-          <wp:inline>
-            <wp:extent cx="5334000" cy="7013222"/>
-            <wp:effectExtent b="0" l="0" r="0" t="0"/>
-            <wp:docPr descr="Diagrama" title="" id="11" name="Picture"/>
-            <a:graphic>
-              <a:graphicData uri="http://schemas.openxmlformats.org/drawingml/2006/picture">
-                <pic:pic>
-                  <pic:nvPicPr>
-                    <pic:cNvPr descr="C:/Users/MERARI~1/AppData/Local/Temp/claude/C--Users-MERARI-URBANO-Lavado-Vehicular/fbac9d65-987c-4365-8841-0c86e8c3ca54/scratchpad/mermaid/propuesta_tecnica_del_software-1.png" id="12" name="Picture"/>
-                    <pic:cNvPicPr>
-                      <a:picLocks noChangeArrowheads="1" noChangeAspect="1"/>
-                    </pic:cNvPicPr>
-                  </pic:nvPicPr>
-                  <pic:blipFill>
-                    <a:blip r:embed="rId10"/>
-                    <a:stretch>
-                      <a:fillRect/>
-                    </a:stretch>
-                  </pic:blipFill>
-                  <pic:spPr bwMode="auto">
-                    <a:xfrm>
-                      <a:off x="0" y="0"/>
-                      <a:ext cx="5334000" cy="7013222"/>
-                    </a:xfrm>
-                    <a:prstGeom prst="rect">
-                      <a:avLst/>
-                    </a:prstGeom>
-                    <a:noFill/>
-                    <a:ln w="9525">
-                      <a:noFill/>
-                      <a:headEnd/>
-                      <a:tailEnd/>
-                    </a:ln>
-                  </pic:spPr>
-                </pic:pic>
-              </a:graphicData>
-            </a:graphic>
-          </wp:inline>
-        </w:drawing>
+        <w:t xml:space="preserve">![Diagrama](C:/Users/JUAN CAMILO/Documents/PROYECTO FINAL_LAVADO VEICULAR/lavarapido-docs/_generador/work/mermaid/propuesta_tecnica_del_software-1.png)</w:t>
       </w:r>
     </w:p>
     <w:p>
@@ -308,8 +269,8 @@
         </w:pict>
       </w:r>
     </w:p>
-    <w:bookmarkEnd w:id="13"/>
-    <w:bookmarkStart w:id="14" w:name="X94421fb146880f9b0d27bcb40013b8f6c50234c"/>
+    <w:bookmarkEnd w:id="10"/>
+    <w:bookmarkStart w:id="11" w:name="X94421fb146880f9b0d27bcb40013b8f6c50234c"/>
     <w:p>
       <w:pPr>
         <w:pStyle w:val="Heading2"/>
@@ -782,8 +743,8 @@
         </w:pict>
       </w:r>
     </w:p>
-    <w:bookmarkEnd w:id="14"/>
-    <w:bookmarkStart w:id="15" w:name="Xbdf5e21463039172977b16adad07a1a10e2a6c7"/>
+    <w:bookmarkEnd w:id="11"/>
+    <w:bookmarkStart w:id="12" w:name="Xbdf5e21463039172977b16adad07a1a10e2a6c7"/>
     <w:p>
       <w:pPr>
         <w:pStyle w:val="Heading2"/>
@@ -1125,8 +1086,8 @@
         </w:pict>
       </w:r>
     </w:p>
-    <w:bookmarkEnd w:id="15"/>
-    <w:bookmarkStart w:id="20" w:name="X16e969f08f44a7bef8e57f4825167545394d173"/>
+    <w:bookmarkEnd w:id="12"/>
+    <w:bookmarkStart w:id="17" w:name="X16e969f08f44a7bef8e57f4825167545394d173"/>
     <w:p>
       <w:pPr>
         <w:pStyle w:val="Heading2"/>
@@ -1135,7 +1096,7 @@
         <w:t xml:space="preserve">4. Requerimientos de Hardware y Software</w:t>
       </w:r>
     </w:p>
-    <w:bookmarkStart w:id="16" w:name="Xf91cc8ecb33a330f19c9c8ad85a0b34a251687e"/>
+    <w:bookmarkStart w:id="13" w:name="Xf91cc8ecb33a330f19c9c8ad85a0b34a251687e"/>
     <w:p>
       <w:pPr>
         <w:pStyle w:val="Heading3"/>
@@ -1356,8 +1317,8 @@
         </w:tc>
       </w:tr>
     </w:tbl>
-    <w:bookmarkEnd w:id="16"/>
-    <w:bookmarkStart w:id="17" w:name="X48584a996364df8cf203996d82defb3fd108d62"/>
+    <w:bookmarkEnd w:id="13"/>
+    <w:bookmarkStart w:id="14" w:name="X48584a996364df8cf203996d82defb3fd108d62"/>
     <w:p>
       <w:pPr>
         <w:pStyle w:val="Heading3"/>
@@ -1727,8 +1688,8 @@
         </w:tc>
       </w:tr>
     </w:tbl>
-    <w:bookmarkEnd w:id="17"/>
-    <w:bookmarkStart w:id="18" w:name="X877959bb05162201e9a44095cd42d348a3c07fe"/>
+    <w:bookmarkEnd w:id="14"/>
+    <w:bookmarkStart w:id="15" w:name="X877959bb05162201e9a44095cd42d348a3c07fe"/>
     <w:p>
       <w:pPr>
         <w:pStyle w:val="Heading3"/>
@@ -1940,7 +1901,7 @@
           <w:b/>
           <w:bCs/>
         </w:rPr>
-        <w:t xml:space="preserve">Seguimiento al 21 de octubre de 2026.</w:t>
+        <w:t xml:space="preserve">Seguimiento al 27 de octubre de 2026.</w:t>
       </w:r>
       <w:r>
         <w:t xml:space="preserve"> </w:t>
@@ -1972,7 +1933,19 @@
         <w:t xml:space="preserve">/app</w:t>
       </w:r>
       <w:r>
-        <w:t xml:space="preserve">. Con todos los contenedores activos usa unos 3,3 GB de RAM, por lo que el tamaño de producción de la Tabla 5 sigue siendo holgado. El procedimiento completo está en el Documento de Despliegue (carpeta 07). En el proyecto académico la integración continua no se hizo con Jenkins sino con GitHub Actions: los 10 repositorios de código compilan y corren sus pruebas en cada cambio, y</w:t>
+        <w:t xml:space="preserve">. Con todos los contenedores activos usa unos 3,3 GB de RAM, por lo que el tamaño de producción de la Tabla 5 sigue siendo holgado. El procedimiento completo está en el Documento de Despliegue (carpeta 07). En el proyecto académico la integración continua no se hizo con Jenkins sino con GitHub Actions: los 10 repositorios de código compilan y corren sus pruebas en cada cambio, y desde el 26 de octubre de 2026 el despliegue continuo está activo: cada fusión aprobada a</w:t>
+      </w:r>
+      <w:r>
+        <w:t xml:space="preserve"> </w:t>
+      </w:r>
+      <w:r>
+        <w:rPr>
+          <w:rStyle w:val="VerbatimChar"/>
+        </w:rPr>
+        <w:t xml:space="preserve">main</w:t>
+      </w:r>
+      <w:r>
+        <w:t xml:space="preserve">, rama protegida en los 10 repositorios, le pide al flujo "Desplegar en Azure" de</w:t>
       </w:r>
       <w:r>
         <w:t xml:space="preserve"> </w:t>
@@ -1987,11 +1960,23 @@
         <w:t xml:space="preserve"> </w:t>
       </w:r>
       <w:r>
-        <w:t xml:space="preserve">tiene además un flujo manual que actualiza el servidor. Desde el 20 y el 21 de octubre el servidor respalda la base todos los días y antes de cada actualización, verifica cada respaldo con una restauración de prueba y guarda los últimos 14; Caddy envía encabezados de seguridad y una política de contenido; Docker revisa la salud de todos los contenedores y limita el tamaño de sus registros. Desde el 21 de octubre el API Gateway también corta los tokens de las sesiones cerradas preguntando a security-service, con la respuesta guardada 30 segundos por token, sin cambiar la decisión de usar JWT.</w:t>
+        <w:t xml:space="preserve">que actualice el servidor, que corre lo que está en</w:t>
+      </w:r>
+      <w:r>
+        <w:t xml:space="preserve"> </w:t>
+      </w:r>
+      <w:r>
+        <w:rPr>
+          <w:rStyle w:val="VerbatimChar"/>
+        </w:rPr>
+        <w:t xml:space="preserve">main</w:t>
+      </w:r>
+      <w:r>
+        <w:t xml:space="preserve">; ese flujo también se puede correr a mano. Desde el 20 y el 21 de octubre el servidor respalda la base todos los días y antes de cada actualización, verifica cada respaldo con una restauración de prueba y guarda los últimos 14; Caddy envía encabezados de seguridad y una política de contenido; Docker revisa la salud de todos los contenedores y limita el tamaño de sus registros. Desde el 21 de octubre el API Gateway también corta los tokens de las sesiones cerradas preguntando a security-service, con la respuesta guardada 30 segundos por token, sin cambiar la decisión de usar JWT.</w:t>
       </w:r>
     </w:p>
-    <w:bookmarkEnd w:id="18"/>
-    <w:bookmarkStart w:id="19" w:name="Xbe55ef27068aa537be14b480d3c2bd7bb5a2e16"/>
+    <w:bookmarkEnd w:id="15"/>
+    <w:bookmarkStart w:id="16" w:name="Xbe55ef27068aa537be14b480d3c2bd7bb5a2e16"/>
     <w:p>
       <w:pPr>
         <w:pStyle w:val="Heading3"/>
@@ -2227,9 +2212,9 @@
         </w:pict>
       </w:r>
     </w:p>
-    <w:bookmarkEnd w:id="19"/>
-    <w:bookmarkEnd w:id="20"/>
-    <w:bookmarkStart w:id="21" w:name="Xfd734b77f3de2aa71d22821d7f2ded6a236c7e5"/>
+    <w:bookmarkEnd w:id="16"/>
+    <w:bookmarkEnd w:id="17"/>
+    <w:bookmarkStart w:id="18" w:name="Xfd734b77f3de2aa71d22821d7f2ded6a236c7e5"/>
     <w:p>
       <w:pPr>
         <w:pStyle w:val="Heading2"/>
@@ -3520,8 +3505,8 @@
         </w:pict>
       </w:r>
     </w:p>
-    <w:bookmarkEnd w:id="21"/>
-    <w:bookmarkStart w:id="31" w:name="X944ec4a53f5e631a21e4e36471c0c39d5ae107e"/>
+    <w:bookmarkEnd w:id="18"/>
+    <w:bookmarkStart w:id="28" w:name="X944ec4a53f5e631a21e4e36471c0c39d5ae107e"/>
     <w:p>
       <w:pPr>
         <w:pStyle w:val="Heading2"/>
@@ -4500,7 +4485,7 @@
         <w:t xml:space="preserve">S = semana del proyecto; la semana 1 es la de firma del contrato. Cada semana tiene 5 días hábiles de 8 horas. █ = semana con trabajo en la fase; ◆ = hito. El esfuerzo suma las horas de todas las personas que participan.</w:t>
       </w:r>
     </w:p>
-    <w:bookmarkStart w:id="22" w:name="fase-1-inicio-y-requisitos-s1s3"/>
+    <w:bookmarkStart w:id="19" w:name="fase-1-inicio-y-requisitos-s1s3"/>
     <w:p>
       <w:pPr>
         <w:pStyle w:val="Heading4"/>
@@ -5028,8 +5013,8 @@
         </w:tc>
       </w:tr>
     </w:tbl>
-    <w:bookmarkEnd w:id="22"/>
-    <w:bookmarkStart w:id="23" w:name="fase-2-análisis-y-diseño-s4s6"/>
+    <w:bookmarkEnd w:id="19"/>
+    <w:bookmarkStart w:id="20" w:name="fase-2-análisis-y-diseño-s4s6"/>
     <w:p>
       <w:pPr>
         <w:pStyle w:val="Heading4"/>
@@ -5715,8 +5700,8 @@
         </w:tc>
       </w:tr>
     </w:tbl>
-    <w:bookmarkEnd w:id="23"/>
-    <w:bookmarkStart w:id="24" w:name="fase-3-base-técnica-s5s7"/>
+    <w:bookmarkEnd w:id="20"/>
+    <w:bookmarkStart w:id="21" w:name="fase-3-base-técnica-s5s7"/>
     <w:p>
       <w:pPr>
         <w:pStyle w:val="Heading4"/>
@@ -6240,8 +6225,8 @@
         </w:tc>
       </w:tr>
     </w:tbl>
-    <w:bookmarkEnd w:id="24"/>
-    <w:bookmarkStart w:id="25" w:name="fase-4-construcción-del-backend-s7s17"/>
+    <w:bookmarkEnd w:id="21"/>
+    <w:bookmarkStart w:id="22" w:name="fase-4-construcción-del-backend-s7s17"/>
     <w:p>
       <w:pPr>
         <w:pStyle w:val="Heading4"/>
@@ -7322,8 +7307,8 @@
         </w:tc>
       </w:tr>
     </w:tbl>
-    <w:bookmarkEnd w:id="25"/>
-    <w:bookmarkStart w:id="26" w:name="fase-5-construcción-de-la-app-web-s7s18"/>
+    <w:bookmarkEnd w:id="22"/>
+    <w:bookmarkStart w:id="23" w:name="fase-5-construcción-de-la-app-web-s7s18"/>
     <w:p>
       <w:pPr>
         <w:pStyle w:val="Heading4"/>
@@ -7768,8 +7753,8 @@
         </w:tc>
       </w:tr>
     </w:tbl>
-    <w:bookmarkEnd w:id="26"/>
-    <w:bookmarkStart w:id="27" w:name="Xb47852a59ca1c2030caeb564a5db93a56ee7e8a"/>
+    <w:bookmarkEnd w:id="23"/>
+    <w:bookmarkStart w:id="24" w:name="Xb47852a59ca1c2030caeb564a5db93a56ee7e8a"/>
     <w:p>
       <w:pPr>
         <w:pStyle w:val="Heading4"/>
@@ -8293,8 +8278,8 @@
         </w:tc>
       </w:tr>
     </w:tbl>
-    <w:bookmarkEnd w:id="27"/>
-    <w:bookmarkStart w:id="28" w:name="fase-7-pruebas-s6s23"/>
+    <w:bookmarkEnd w:id="24"/>
+    <w:bookmarkStart w:id="25" w:name="fase-7-pruebas-s6s23"/>
     <w:p>
       <w:pPr>
         <w:pStyle w:val="Heading4"/>
@@ -9059,8 +9044,8 @@
         </w:tc>
       </w:tr>
     </w:tbl>
-    <w:bookmarkEnd w:id="28"/>
-    <w:bookmarkStart w:id="29" w:name="X485be0fc68cc4131ecc40c0b6d5dff009cc14e4"/>
+    <w:bookmarkEnd w:id="25"/>
+    <w:bookmarkStart w:id="26" w:name="X485be0fc68cc4131ecc40c0b6d5dff009cc14e4"/>
     <w:p>
       <w:pPr>
         <w:pStyle w:val="Heading4"/>
@@ -9825,8 +9810,8 @@
         </w:tc>
       </w:tr>
     </w:tbl>
-    <w:bookmarkEnd w:id="29"/>
-    <w:bookmarkStart w:id="30" w:name="fase-9-estabilización-y-cierre-s24s28"/>
+    <w:bookmarkEnd w:id="26"/>
+    <w:bookmarkStart w:id="27" w:name="fase-9-estabilización-y-cierre-s24s28"/>
     <w:p>
       <w:pPr>
         <w:pStyle w:val="Heading4"/>
@@ -10203,9 +10188,9 @@
         </w:pict>
       </w:r>
     </w:p>
-    <w:bookmarkEnd w:id="30"/>
-    <w:bookmarkEnd w:id="31"/>
-    <w:bookmarkStart w:id="32" w:name="Xc4657edf3d3f00814284286ab50c62cfd13a6ce"/>
+    <w:bookmarkEnd w:id="27"/>
+    <w:bookmarkEnd w:id="28"/>
+    <w:bookmarkStart w:id="29" w:name="Xc4657edf3d3f00814284286ab50c62cfd13a6ce"/>
     <w:p>
       <w:pPr>
         <w:pStyle w:val="Heading2"/>
@@ -10869,8 +10854,8 @@
         </w:pict>
       </w:r>
     </w:p>
-    <w:bookmarkEnd w:id="32"/>
-    <w:bookmarkStart w:id="38" w:name="X2f0f29e39cbda46958e7fd3990e9f1363eb2346"/>
+    <w:bookmarkEnd w:id="29"/>
+    <w:bookmarkStart w:id="35" w:name="X2f0f29e39cbda46958e7fd3990e9f1363eb2346"/>
     <w:p>
       <w:pPr>
         <w:pStyle w:val="Heading2"/>
@@ -11161,7 +11146,7 @@
         </w:tc>
       </w:tr>
     </w:tbl>
-    <w:bookmarkStart w:id="33" w:name="Xd184bf06522d522b5490c03e314facae65a25f0"/>
+    <w:bookmarkStart w:id="30" w:name="Xd184bf06522d522b5490c03e314facae65a25f0"/>
     <w:p>
       <w:pPr>
         <w:pStyle w:val="Heading3"/>
@@ -11825,8 +11810,8 @@
         </w:tc>
       </w:tr>
     </w:tbl>
-    <w:bookmarkEnd w:id="33"/>
-    <w:bookmarkStart w:id="34" w:name="X15f6c58e165c06c1958ceb8d33161f125d24136"/>
+    <w:bookmarkEnd w:id="30"/>
+    <w:bookmarkStart w:id="31" w:name="X15f6c58e165c06c1958ceb8d33161f125d24136"/>
     <w:p>
       <w:pPr>
         <w:pStyle w:val="Heading3"/>
@@ -12347,8 +12332,8 @@
         </w:tc>
       </w:tr>
     </w:tbl>
-    <w:bookmarkEnd w:id="34"/>
-    <w:bookmarkStart w:id="35" w:name="X14645c4fc455aa869d360436ce8a09dc7493dfe"/>
+    <w:bookmarkEnd w:id="31"/>
+    <w:bookmarkStart w:id="32" w:name="X14645c4fc455aa869d360436ce8a09dc7493dfe"/>
     <w:p>
       <w:pPr>
         <w:pStyle w:val="Heading3"/>
@@ -13209,8 +13194,8 @@
         </w:tc>
       </w:tr>
     </w:tbl>
-    <w:bookmarkEnd w:id="35"/>
-    <w:bookmarkStart w:id="36" w:name="X8d9ff439f69491054ad3f8c68c551edb224b01d"/>
+    <w:bookmarkEnd w:id="32"/>
+    <w:bookmarkStart w:id="33" w:name="X8d9ff439f69491054ad3f8c68c551edb224b01d"/>
     <w:p>
       <w:pPr>
         <w:pStyle w:val="Heading3"/>
@@ -13663,8 +13648,8 @@
         </w:tc>
       </w:tr>
     </w:tbl>
-    <w:bookmarkEnd w:id="36"/>
-    <w:bookmarkStart w:id="37" w:name="Xdaff2d0ad8e23cc2a6ee21735b1d8782d632187"/>
+    <w:bookmarkEnd w:id="33"/>
+    <w:bookmarkStart w:id="34" w:name="Xdaff2d0ad8e23cc2a6ee21735b1d8782d632187"/>
     <w:p>
       <w:pPr>
         <w:pStyle w:val="Heading3"/>
@@ -13924,9 +13909,9 @@
         </w:pict>
       </w:r>
     </w:p>
-    <w:bookmarkEnd w:id="37"/>
-    <w:bookmarkEnd w:id="38"/>
-    <w:bookmarkStart w:id="39" w:name="Xf08170111e135d34cabff4c5ce42c78a3f22e94"/>
+    <w:bookmarkEnd w:id="34"/>
+    <w:bookmarkEnd w:id="35"/>
+    <w:bookmarkStart w:id="36" w:name="Xf08170111e135d34cabff4c5ce42c78a3f22e94"/>
     <w:p>
       <w:pPr>
         <w:pStyle w:val="Heading2"/>
@@ -14657,8 +14642,8 @@
         </w:pict>
       </w:r>
     </w:p>
-    <w:bookmarkEnd w:id="39"/>
-    <w:bookmarkStart w:id="40" w:name="X459b51028a1ceadc9ab1f78986a799dd582cbce"/>
+    <w:bookmarkEnd w:id="36"/>
+    <w:bookmarkStart w:id="37" w:name="X459b51028a1ceadc9ab1f78986a799dd582cbce"/>
     <w:p>
       <w:pPr>
         <w:pStyle w:val="Heading2"/>
@@ -14821,8 +14806,8 @@
         </w:pict>
       </w:r>
     </w:p>
-    <w:bookmarkEnd w:id="40"/>
-    <w:bookmarkStart w:id="41" w:name="Xdcfb31648e3ba5d718cdffdb64f7fb927496fa3"/>
+    <w:bookmarkEnd w:id="37"/>
+    <w:bookmarkStart w:id="38" w:name="Xdcfb31648e3ba5d718cdffdb64f7fb927496fa3"/>
     <w:p>
       <w:pPr>
         <w:pStyle w:val="Heading2"/>
@@ -15382,8 +15367,8 @@
         </w:pict>
       </w:r>
     </w:p>
-    <w:bookmarkEnd w:id="41"/>
-    <w:bookmarkStart w:id="42" w:name="X1e876e8012568e4b2b31a890b6c4d4a2624807d"/>
+    <w:bookmarkEnd w:id="38"/>
+    <w:bookmarkStart w:id="39" w:name="X1e876e8012568e4b2b31a890b6c4d4a2624807d"/>
     <w:p>
       <w:pPr>
         <w:pStyle w:val="Heading2"/>
@@ -15963,8 +15948,8 @@
         </w:pict>
       </w:r>
     </w:p>
-    <w:bookmarkEnd w:id="42"/>
-    <w:bookmarkStart w:id="60" w:name="referencias"/>
+    <w:bookmarkEnd w:id="39"/>
+    <w:bookmarkStart w:id="57" w:name="referencias"/>
     <w:p>
       <w:pPr>
         <w:pStyle w:val="Heading2"/>
@@ -15996,7 +15981,7 @@
       <w:r>
         <w:t xml:space="preserve"> </w:t>
       </w:r>
-      <w:hyperlink r:id="rId43">
+      <w:hyperlink r:id="rId40">
         <w:r>
           <w:rPr>
             <w:rStyle w:val="Hyperlink"/>
@@ -16028,7 +16013,7 @@
       <w:r>
         <w:t xml:space="preserve"> </w:t>
       </w:r>
-      <w:hyperlink r:id="rId44">
+      <w:hyperlink r:id="rId41">
         <w:r>
           <w:rPr>
             <w:rStyle w:val="Hyperlink"/>
@@ -16060,7 +16045,7 @@
       <w:r>
         <w:t xml:space="preserve"> </w:t>
       </w:r>
-      <w:hyperlink r:id="rId45">
+      <w:hyperlink r:id="rId42">
         <w:r>
           <w:rPr>
             <w:rStyle w:val="Hyperlink"/>
@@ -16095,7 +16080,7 @@
       <w:r>
         <w:t xml:space="preserve"> </w:t>
       </w:r>
-      <w:hyperlink r:id="rId46">
+      <w:hyperlink r:id="rId43">
         <w:r>
           <w:rPr>
             <w:rStyle w:val="Hyperlink"/>
@@ -16127,7 +16112,7 @@
       <w:r>
         <w:t xml:space="preserve"> </w:t>
       </w:r>
-      <w:hyperlink r:id="rId47">
+      <w:hyperlink r:id="rId44">
         <w:r>
           <w:rPr>
             <w:rStyle w:val="Hyperlink"/>
@@ -16159,7 +16144,7 @@
       <w:r>
         <w:t xml:space="preserve"> </w:t>
       </w:r>
-      <w:hyperlink r:id="rId48">
+      <w:hyperlink r:id="rId45">
         <w:r>
           <w:rPr>
             <w:rStyle w:val="Hyperlink"/>
@@ -16194,7 +16179,7 @@
       <w:r>
         <w:t xml:space="preserve"> </w:t>
       </w:r>
-      <w:hyperlink r:id="rId49">
+      <w:hyperlink r:id="rId46">
         <w:r>
           <w:rPr>
             <w:rStyle w:val="Hyperlink"/>
@@ -16226,7 +16211,7 @@
       <w:r>
         <w:t xml:space="preserve"> </w:t>
       </w:r>
-      <w:hyperlink r:id="rId50">
+      <w:hyperlink r:id="rId47">
         <w:r>
           <w:rPr>
             <w:rStyle w:val="Hyperlink"/>
@@ -16258,7 +16243,7 @@
       <w:r>
         <w:t xml:space="preserve"> </w:t>
       </w:r>
-      <w:hyperlink r:id="rId51">
+      <w:hyperlink r:id="rId48">
         <w:r>
           <w:rPr>
             <w:rStyle w:val="Hyperlink"/>
@@ -16314,7 +16299,7 @@
       <w:r>
         <w:t xml:space="preserve"> </w:t>
       </w:r>
-      <w:hyperlink r:id="rId52">
+      <w:hyperlink r:id="rId49">
         <w:r>
           <w:rPr>
             <w:rStyle w:val="Hyperlink"/>
@@ -16346,7 +16331,7 @@
       <w:r>
         <w:t xml:space="preserve"> </w:t>
       </w:r>
-      <w:hyperlink r:id="rId53">
+      <w:hyperlink r:id="rId50">
         <w:r>
           <w:rPr>
             <w:rStyle w:val="Hyperlink"/>
@@ -16378,7 +16363,7 @@
       <w:r>
         <w:t xml:space="preserve"> </w:t>
       </w:r>
-      <w:hyperlink r:id="rId54">
+      <w:hyperlink r:id="rId51">
         <w:r>
           <w:rPr>
             <w:rStyle w:val="Hyperlink"/>
@@ -16410,7 +16395,7 @@
       <w:r>
         <w:t xml:space="preserve"> </w:t>
       </w:r>
-      <w:hyperlink r:id="rId55">
+      <w:hyperlink r:id="rId52">
         <w:r>
           <w:rPr>
             <w:rStyle w:val="Hyperlink"/>
@@ -16442,7 +16427,7 @@
       <w:r>
         <w:t xml:space="preserve"> </w:t>
       </w:r>
-      <w:hyperlink r:id="rId56">
+      <w:hyperlink r:id="rId53">
         <w:r>
           <w:rPr>
             <w:rStyle w:val="Hyperlink"/>
@@ -16477,7 +16462,7 @@
       <w:r>
         <w:t xml:space="preserve"> </w:t>
       </w:r>
-      <w:hyperlink r:id="rId57">
+      <w:hyperlink r:id="rId54">
         <w:r>
           <w:rPr>
             <w:rStyle w:val="Hyperlink"/>
@@ -16509,7 +16494,7 @@
       <w:r>
         <w:t xml:space="preserve"> </w:t>
       </w:r>
-      <w:hyperlink r:id="rId58">
+      <w:hyperlink r:id="rId55">
         <w:r>
           <w:rPr>
             <w:rStyle w:val="Hyperlink"/>
@@ -16541,7 +16526,7 @@
       <w:r>
         <w:t xml:space="preserve"> </w:t>
       </w:r>
-      <w:hyperlink r:id="rId59">
+      <w:hyperlink r:id="rId56">
         <w:r>
           <w:rPr>
             <w:rStyle w:val="Hyperlink"/>
@@ -16550,8 +16535,8 @@
         </w:r>
       </w:hyperlink>
     </w:p>
-    <w:bookmarkEnd w:id="60"/>
-    <w:bookmarkEnd w:id="61"/>
+    <w:bookmarkEnd w:id="57"/>
+    <w:bookmarkEnd w:id="58"/>
     <w:sectPr>
       <w:footnotePr>
         <w:numRestart w:val="eachSect"/>
